--- a/gestion/4 - Prospection.docx
+++ b/gestion/4 - Prospection.docx
@@ -520,7 +520,7 @@
         <w:pStyle w:val="NormalWeb"/>
       </w:pPr>
       <w:r>
-        <w:t>Prix : à définir (à compléter après les premières soirées : temps réel, coût du kit, prix pratiqués par les bars à jeux / animateurs de murder party du coin).</w:t>
+        <w:t xml:space="preserve">Prix : voir la fiche « 6 - Prix ».</w:t>
       </w:r>
     </w:p>
     <w:p>
@@ -1968,7 +1968,7 @@
                 <w:sz w:val="22"/>
                 <w:szCs w:val="22"/>
               </w:rPr>
-              <w:t>À mesurer (à compléter).</w:t>
+              <w:t xml:space="preserve">Environ 30 minutes, deux parties dans l'heure (à confirmer sur de vraies soirées).</w:t>
             </w:r>
           </w:p>
         </w:tc>
@@ -2096,123 +2096,6 @@
           <w:szCs w:val="22"/>
         </w:rPr>
         <w:t xml:space="preserve"> d'une soirée dans le noir avec les lumières.</w:t>
-      </w:r>
-    </w:p>
-    <w:p>
-      <w:pPr>
-        <w:numPr>
-          <w:ilvl w:val="0"/>
-          <w:numId w:val="2"/>
-        </w:numPr>
-        <w:spacing w:before="100" w:beforeAutospacing="1" w:after="100" w:afterAutospacing="1"/>
-        <w:rPr>
-          <w:rFonts w:ascii="Calibri" w:eastAsia="Times New Roman" w:hAnsi="Calibri" w:cs="Calibri"/>
-          <w:sz w:val="22"/>
-          <w:szCs w:val="22"/>
-        </w:rPr>
-      </w:pPr>
-      <w:r>
-        <w:rPr>
-          <w:rFonts w:ascii="Calibri" w:eastAsia="Times New Roman" w:hAnsi="Calibri" w:cs="Calibri"/>
-          <w:sz w:val="22"/>
-          <w:szCs w:val="22"/>
-        </w:rPr>
-        <w:t xml:space="preserve">Quelques </w:t>
-      </w:r>
-      <w:r>
-        <w:rPr>
-          <w:rStyle w:val="lev"/>
-          <w:rFonts w:ascii="Calibri" w:eastAsia="Times New Roman" w:hAnsi="Calibri" w:cs="Calibri"/>
-          <w:sz w:val="22"/>
-          <w:szCs w:val="22"/>
-        </w:rPr>
-        <w:t>retours de joueurs</w:t>
-      </w:r>
-      <w:r>
-        <w:rPr>
-          <w:rFonts w:ascii="Calibri" w:eastAsia="Times New Roman" w:hAnsi="Calibri" w:cs="Calibri"/>
-          <w:sz w:val="22"/>
-          <w:szCs w:val="22"/>
-        </w:rPr>
-        <w:t xml:space="preserve"> (citations pour le pitch).</w:t>
-      </w:r>
-    </w:p>
-    <w:p>
-      <w:pPr>
-        <w:numPr>
-          <w:ilvl w:val="0"/>
-          <w:numId w:val="2"/>
-        </w:numPr>
-        <w:spacing w:before="100" w:beforeAutospacing="1" w:after="100" w:afterAutospacing="1"/>
-        <w:rPr>
-          <w:rFonts w:ascii="Calibri" w:eastAsia="Times New Roman" w:hAnsi="Calibri" w:cs="Calibri"/>
-          <w:sz w:val="22"/>
-          <w:szCs w:val="22"/>
-        </w:rPr>
-      </w:pPr>
-      <w:r>
-        <w:rPr>
-          <w:rFonts w:ascii="Calibri" w:eastAsia="Times New Roman" w:hAnsi="Calibri" w:cs="Calibri"/>
-          <w:sz w:val="22"/>
-          <w:szCs w:val="22"/>
-        </w:rPr>
-        <w:t xml:space="preserve">Un </w:t>
-      </w:r>
-      <w:r>
-        <w:rPr>
-          <w:rStyle w:val="lev"/>
-          <w:rFonts w:ascii="Calibri" w:eastAsia="Times New Roman" w:hAnsi="Calibri" w:cs="Calibri"/>
-          <w:sz w:val="22"/>
-          <w:szCs w:val="22"/>
-        </w:rPr>
-        <w:t>nom</w:t>
-      </w:r>
-      <w:r>
-        <w:rPr>
-          <w:rFonts w:ascii="Calibri" w:eastAsia="Times New Roman" w:hAnsi="Calibri" w:cs="Calibri"/>
-          <w:sz w:val="22"/>
-          <w:szCs w:val="22"/>
-        </w:rPr>
-        <w:t xml:space="preserve"> et une page simple de présentation.</w:t>
-      </w:r>
-    </w:p>
-    <w:p>
-      <w:pPr>
-        <w:numPr>
-          <w:ilvl w:val="0"/>
-          <w:numId w:val="2"/>
-        </w:numPr>
-        <w:spacing w:before="100" w:beforeAutospacing="1" w:after="100" w:afterAutospacing="1"/>
-        <w:rPr>
-          <w:rFonts w:ascii="Calibri" w:eastAsia="Times New Roman" w:hAnsi="Calibri" w:cs="Calibri"/>
-          <w:sz w:val="22"/>
-          <w:szCs w:val="22"/>
-        </w:rPr>
-      </w:pPr>
-      <w:r>
-        <w:rPr>
-          <w:rFonts w:ascii="Calibri" w:eastAsia="Times New Roman" w:hAnsi="Calibri" w:cs="Calibri"/>
-          <w:sz w:val="22"/>
-          <w:szCs w:val="22"/>
-        </w:rPr>
-        <w:t xml:space="preserve">Les </w:t>
-      </w:r>
-      <w:r>
-        <w:rPr>
-          <w:rStyle w:val="lev"/>
-          <w:rFonts w:ascii="Calibri" w:eastAsia="Times New Roman" w:hAnsi="Calibri" w:cs="Calibri"/>
-          <w:sz w:val="22"/>
-          <w:szCs w:val="22"/>
-        </w:rPr>
-        <w:t>prix</w:t>
-      </w:r>
-      <w:r>
-        <w:rPr>
-          <w:rFonts w:ascii="Calibri" w:eastAsia="Times New Roman" w:hAnsi="Calibri" w:cs="Calibri"/>
-          <w:sz w:val="22"/>
-          <w:szCs w:val="22"/>
-        </w:rPr>
-        <w:t xml:space="preserve"> des formules.</w:t>
       </w:r>
     </w:p>
     <w:p>
@@ -2889,7 +2772,7 @@
         <w:rPr>
           <w:rFonts w:eastAsia="Times New Roman"/>
         </w:rPr>
-        <w:t>Préparer l'appel du séminaire (90 personnes)</w:t>
+        <w:t xml:space="preserve">L'appel du séminaire (90 personnes)</w:t>
       </w:r>
     </w:p>
     <w:p>
@@ -2897,272 +2780,10 @@
         <w:pStyle w:val="NormalWeb"/>
       </w:pPr>
       <w:r>
-        <w:t xml:space="preserve">But : comprendre leur besoin, </w:t>
-      </w:r>
-      <w:r>
         <w:rPr>
           <w:rStyle w:val="lev"/>
         </w:rPr>
-        <w:t>sans s'engager</w:t>
-      </w:r>
-      <w:r>
-        <w:t xml:space="preserve"> ni donner de prix. Tu peux le dire franchement : l'offre entreprise est en cours de construction.</w:t>
-      </w:r>
-    </w:p>
-    <w:p>
-      <w:pPr>
-        <w:numPr>
-          <w:ilvl w:val="0"/>
-          <w:numId w:val="3"/>
-        </w:numPr>
-        <w:spacing w:before="100" w:beforeAutospacing="1" w:after="100" w:afterAutospacing="1"/>
-        <w:rPr>
-          <w:rFonts w:ascii="Calibri" w:eastAsia="Times New Roman" w:hAnsi="Calibri" w:cs="Calibri"/>
-          <w:sz w:val="22"/>
-          <w:szCs w:val="22"/>
-        </w:rPr>
-      </w:pPr>
-      <w:r>
-        <w:rPr>
-          <w:rStyle w:val="lev"/>
-          <w:rFonts w:ascii="Calibri" w:eastAsia="Times New Roman" w:hAnsi="Calibri" w:cs="Calibri"/>
-          <w:sz w:val="22"/>
-          <w:szCs w:val="22"/>
-        </w:rPr>
-        <w:t>Quand ?</w:t>
-      </w:r>
-      <w:r>
-        <w:rPr>
-          <w:rFonts w:ascii="Calibri" w:eastAsia="Times New Roman" w:hAnsi="Calibri" w:cs="Calibri"/>
-          <w:sz w:val="22"/>
-          <w:szCs w:val="22"/>
-        </w:rPr>
-        <w:t xml:space="preserve"> Date du séminaire, et combien de temps pour cette activité (une soirée, une demi-journée, un créneau pendant la journée ?).</w:t>
-      </w:r>
-    </w:p>
-    <w:p>
-      <w:pPr>
-        <w:numPr>
-          <w:ilvl w:val="0"/>
-          <w:numId w:val="3"/>
-        </w:numPr>
-        <w:spacing w:before="100" w:beforeAutospacing="1" w:after="100" w:afterAutospacing="1"/>
-        <w:rPr>
-          <w:rFonts w:ascii="Calibri" w:eastAsia="Times New Roman" w:hAnsi="Calibri" w:cs="Calibri"/>
-          <w:sz w:val="22"/>
-          <w:szCs w:val="22"/>
-        </w:rPr>
-      </w:pPr>
-      <w:r>
-        <w:rPr>
-          <w:rStyle w:val="lev"/>
-          <w:rFonts w:ascii="Calibri" w:eastAsia="Times New Roman" w:hAnsi="Calibri" w:cs="Calibri"/>
-          <w:sz w:val="22"/>
-          <w:szCs w:val="22"/>
-        </w:rPr>
-        <w:t>Où ?</w:t>
-      </w:r>
-      <w:r>
-        <w:rPr>
-          <w:rFonts w:ascii="Calibri" w:eastAsia="Times New Roman" w:hAnsi="Calibri" w:cs="Calibri"/>
-          <w:sz w:val="22"/>
-          <w:szCs w:val="22"/>
-        </w:rPr>
-        <w:t xml:space="preserve"> Leurs locaux, un lieu loué ? Combien de salles disponibles en même temps ?</w:t>
-      </w:r>
-    </w:p>
-    <w:p>
-      <w:pPr>
-        <w:numPr>
-          <w:ilvl w:val="0"/>
-          <w:numId w:val="3"/>
-        </w:numPr>
-        <w:spacing w:before="100" w:beforeAutospacing="1" w:after="100" w:afterAutospacing="1"/>
-        <w:rPr>
-          <w:rFonts w:ascii="Calibri" w:eastAsia="Times New Roman" w:hAnsi="Calibri" w:cs="Calibri"/>
-          <w:sz w:val="22"/>
-          <w:szCs w:val="22"/>
-        </w:rPr>
-      </w:pPr>
-      <w:r>
-        <w:rPr>
-          <w:rStyle w:val="lev"/>
-          <w:rFonts w:ascii="Calibri" w:eastAsia="Times New Roman" w:hAnsi="Calibri" w:cs="Calibri"/>
-          <w:sz w:val="22"/>
-          <w:szCs w:val="22"/>
-        </w:rPr>
-        <w:t>Comment ils l'imaginent ?</w:t>
-      </w:r>
-      <w:r>
-        <w:rPr>
-          <w:rFonts w:ascii="Calibri" w:eastAsia="Times New Roman" w:hAnsi="Calibri" w:cs="Calibri"/>
-          <w:sz w:val="22"/>
-          <w:szCs w:val="22"/>
-        </w:rPr>
-        <w:t xml:space="preserve"> </w:t>
-      </w:r>
-      <w:r>
-        <w:rPr>
-          <w:rFonts w:ascii="Calibri" w:eastAsia="Times New Roman" w:hAnsi="Calibri" w:cs="Calibri"/>
-          <w:sz w:val="22"/>
-          <w:szCs w:val="22"/>
-        </w:rPr>
-        <w:t>Tout le monde en même temps, ou une activité parmi d'autres où les gens tournent ?</w:t>
-      </w:r>
-    </w:p>
-    <w:p>
-      <w:pPr>
-        <w:numPr>
-          <w:ilvl w:val="0"/>
-          <w:numId w:val="3"/>
-        </w:numPr>
-        <w:spacing w:before="100" w:beforeAutospacing="1" w:after="100" w:afterAutospacing="1"/>
-        <w:rPr>
-          <w:rFonts w:ascii="Calibri" w:eastAsia="Times New Roman" w:hAnsi="Calibri" w:cs="Calibri"/>
-          <w:sz w:val="22"/>
-          <w:szCs w:val="22"/>
-        </w:rPr>
-      </w:pPr>
-      <w:r>
-        <w:rPr>
-          <w:rStyle w:val="lev"/>
-          <w:rFonts w:ascii="Calibri" w:eastAsia="Times New Roman" w:hAnsi="Calibri" w:cs="Calibri"/>
-          <w:sz w:val="22"/>
-          <w:szCs w:val="22"/>
-        </w:rPr>
-        <w:t>Pourquoi ?</w:t>
-      </w:r>
-      <w:r>
-        <w:rPr>
-          <w:rFonts w:ascii="Calibri" w:eastAsia="Times New Roman" w:hAnsi="Calibri" w:cs="Calibri"/>
-          <w:sz w:val="22"/>
-          <w:szCs w:val="22"/>
-        </w:rPr>
-        <w:t xml:space="preserve"> Cohésion d'équipe, détente, faire se rencontrer des gens qui ne se connaissent pas ?</w:t>
-      </w:r>
-    </w:p>
-    <w:p>
-      <w:pPr>
-        <w:numPr>
-          <w:ilvl w:val="0"/>
-          <w:numId w:val="3"/>
-        </w:numPr>
-        <w:spacing w:before="100" w:beforeAutospacing="1" w:after="100" w:afterAutospacing="1"/>
-        <w:rPr>
-          <w:rFonts w:ascii="Calibri" w:eastAsia="Times New Roman" w:hAnsi="Calibri" w:cs="Calibri"/>
-          <w:sz w:val="22"/>
-          <w:szCs w:val="22"/>
-        </w:rPr>
-      </w:pPr>
-      <w:r>
-        <w:rPr>
-          <w:rStyle w:val="lev"/>
-          <w:rFonts w:ascii="Calibri" w:eastAsia="Times New Roman" w:hAnsi="Calibri" w:cs="Calibri"/>
-          <w:sz w:val="22"/>
-          <w:szCs w:val="22"/>
-        </w:rPr>
-        <w:t>Le public</w:t>
-      </w:r>
-      <w:r>
-        <w:rPr>
-          <w:rFonts w:ascii="Calibri" w:eastAsia="Times New Roman" w:hAnsi="Calibri" w:cs="Calibri"/>
-          <w:sz w:val="22"/>
-          <w:szCs w:val="22"/>
-        </w:rPr>
-        <w:t xml:space="preserve"> : âges, est-ce qu'ils connaissent le Loup-Garou ?</w:t>
-      </w:r>
-    </w:p>
-    <w:p>
-      <w:pPr>
-        <w:numPr>
-          <w:ilvl w:val="0"/>
-          <w:numId w:val="3"/>
-        </w:numPr>
-        <w:spacing w:before="100" w:beforeAutospacing="1" w:after="100" w:afterAutospacing="1"/>
-        <w:rPr>
-          <w:rFonts w:ascii="Calibri" w:eastAsia="Times New Roman" w:hAnsi="Calibri" w:cs="Calibri"/>
-          <w:sz w:val="22"/>
-          <w:szCs w:val="22"/>
-        </w:rPr>
-      </w:pPr>
-      <w:r>
-        <w:rPr>
-          <w:rStyle w:val="lev"/>
-          <w:rFonts w:ascii="Calibri" w:eastAsia="Times New Roman" w:hAnsi="Calibri" w:cs="Calibri"/>
-          <w:sz w:val="22"/>
-          <w:szCs w:val="22"/>
-        </w:rPr>
-        <w:t>Budget</w:t>
-      </w:r>
-      <w:r>
-        <w:rPr>
-          <w:rFonts w:ascii="Calibri" w:eastAsia="Times New Roman" w:hAnsi="Calibri" w:cs="Calibri"/>
-          <w:sz w:val="22"/>
-          <w:szCs w:val="22"/>
-        </w:rPr>
-        <w:t xml:space="preserve"> : ont-ils une enveloppe ? (Une collectivité publique a souvent une procédure : devis, bon de commande, facture.)</w:t>
-      </w:r>
-    </w:p>
-    <w:p>
-      <w:pPr>
-        <w:numPr>
-          <w:ilvl w:val="0"/>
-          <w:numId w:val="3"/>
-        </w:numPr>
-        <w:spacing w:before="100" w:beforeAutospacing="1" w:after="100" w:afterAutospacing="1"/>
-        <w:rPr>
-          <w:rFonts w:ascii="Calibri" w:eastAsia="Times New Roman" w:hAnsi="Calibri" w:cs="Calibri"/>
-          <w:sz w:val="22"/>
-          <w:szCs w:val="22"/>
-        </w:rPr>
-      </w:pPr>
-      <w:r>
-        <w:rPr>
-          <w:rStyle w:val="lev"/>
-          <w:rFonts w:ascii="Calibri" w:eastAsia="Times New Roman" w:hAnsi="Calibri" w:cs="Calibri"/>
-          <w:sz w:val="22"/>
-          <w:szCs w:val="22"/>
-        </w:rPr>
-        <w:t>Comment ont-ils trouvé le site ?</w:t>
-      </w:r>
-      <w:r>
-        <w:rPr>
-          <w:rFonts w:ascii="Calibri" w:eastAsia="Times New Roman" w:hAnsi="Calibri" w:cs="Calibri"/>
-          <w:sz w:val="22"/>
-          <w:szCs w:val="22"/>
-        </w:rPr>
-        <w:t xml:space="preserve"> Utile pour savoir ce qui marche.</w:t>
-      </w:r>
-    </w:p>
-    <w:p>
-      <w:pPr>
-        <w:numPr>
-          <w:ilvl w:val="0"/>
-          <w:numId w:val="3"/>
-        </w:numPr>
-        <w:spacing w:before="100" w:beforeAutospacing="1" w:after="100" w:afterAutospacing="1"/>
-        <w:rPr>
-          <w:rFonts w:ascii="Calibri" w:eastAsia="Times New Roman" w:hAnsi="Calibri" w:cs="Calibri"/>
-          <w:sz w:val="22"/>
-          <w:szCs w:val="22"/>
-        </w:rPr>
-      </w:pPr>
-      <w:r>
-        <w:rPr>
-          <w:rStyle w:val="lev"/>
-          <w:rFonts w:ascii="Calibri" w:eastAsia="Times New Roman" w:hAnsi="Calibri" w:cs="Calibri"/>
-          <w:sz w:val="22"/>
-          <w:szCs w:val="22"/>
-        </w:rPr>
-        <w:t>Pourrait-on les recontacter</w:t>
-      </w:r>
-      <w:r>
-        <w:rPr>
-          <w:rFonts w:ascii="Calibri" w:eastAsia="Times New Roman" w:hAnsi="Calibri" w:cs="Calibri"/>
-          <w:sz w:val="22"/>
-          <w:szCs w:val="22"/>
-        </w:rPr>
-        <w:t xml:space="preserve"> quand l'offre entreprise sera prête ?</w:t>
+        <w:t xml:space="preserve">Les questions à poser, et ce qu'il vaut mieux éviter, sont dans le guide d'appel (dossier « Prise de contact »). À savoir : une collectivité publique passe souvent par une procédure (devis, bon de commande, facture).</w:t>
       </w:r>
     </w:p>
     <w:p>
